--- a/03_Team_Work/Team4/Milestone_4_Interfaces_and_Data_Structures/TeamEditor/KU_M4_Team4_1.6.1_API_Profile_Update_Response_v01.docx
+++ b/03_Team_Work/Team4/Milestone_4_Interfaces_and_Data_Structures/TeamEditor/KU_M4_Team4_1.6.1_API_Profile_Update_Response_v01.docx
@@ -20,7 +20,7 @@
           <w:sz w:val="27"/>
           <w:szCs w:val="27"/>
         </w:rPr>
-        <w:t>1.6.1 API</w:t>
+        <w:t>1.6.1</w:t>
       </w:r>
       <w:r>
         <w:rPr>
@@ -30,9 +30,8 @@
           <w:sz w:val="27"/>
           <w:szCs w:val="27"/>
         </w:rPr>
-        <w:t xml:space="preserve"> </w:t>
+        <w:t>-</w:t>
       </w:r>
-      <w:proofErr w:type="spellStart"/>
       <w:r>
         <w:rPr>
           <w:rFonts w:ascii="Arial" w:hAnsi="Arial" w:cs="Arial"/>
@@ -41,7 +40,17 @@
           <w:sz w:val="27"/>
           <w:szCs w:val="27"/>
         </w:rPr>
-        <w:t>U</w:t>
+        <w:t>API</w:t>
+      </w:r>
+      <w:r>
+        <w:rPr>
+          <w:rFonts w:ascii="Arial" w:hAnsi="Arial" w:cs="Arial"/>
+          <w:b/>
+          <w:bCs/>
+          <w:sz w:val="27"/>
+          <w:szCs w:val="27"/>
+        </w:rPr>
+        <w:t xml:space="preserve"> U</w:t>
       </w:r>
       <w:r>
         <w:rPr>
@@ -53,7 +62,6 @@
         </w:rPr>
         <w:t>pdateProfileResponse</w:t>
       </w:r>
-      <w:proofErr w:type="spellEnd"/>
     </w:p>
     <w:tbl>
       <w:tblPr>
@@ -390,7 +398,6 @@
                 <w:szCs w:val="22"/>
               </w:rPr>
             </w:pPr>
-            <w:proofErr w:type="spellStart"/>
             <w:r>
               <w:rPr>
                 <w:rFonts w:ascii="Arial" w:hAnsi="Arial" w:cs="Arial"/>
@@ -399,7 +406,6 @@
               </w:rPr>
               <w:t>profileId</w:t>
             </w:r>
-            <w:proofErr w:type="spellEnd"/>
           </w:p>
         </w:tc>
         <w:tc>
@@ -488,7 +494,6 @@
                 <w:szCs w:val="22"/>
               </w:rPr>
             </w:pPr>
-            <w:proofErr w:type="spellStart"/>
             <w:r>
               <w:rPr>
                 <w:rFonts w:ascii="Arial" w:hAnsi="Arial" w:cs="Arial"/>
@@ -497,7 +502,6 @@
               </w:rPr>
               <w:t>updatedFields</w:t>
             </w:r>
-            <w:proofErr w:type="spellEnd"/>
           </w:p>
         </w:tc>
         <w:tc>
@@ -589,7 +593,6 @@
                 <w:szCs w:val="22"/>
               </w:rPr>
             </w:pPr>
-            <w:proofErr w:type="spellStart"/>
             <w:r>
               <w:rPr>
                 <w:rFonts w:ascii="Arial" w:hAnsi="Arial" w:cs="Arial"/>
@@ -598,7 +601,6 @@
               </w:rPr>
               <w:t>lastUpdated</w:t>
             </w:r>
-            <w:proofErr w:type="spellEnd"/>
           </w:p>
         </w:tc>
         <w:tc>
@@ -614,7 +616,6 @@
                 <w:szCs w:val="22"/>
               </w:rPr>
             </w:pPr>
-            <w:proofErr w:type="spellStart"/>
             <w:r>
               <w:rPr>
                 <w:rFonts w:ascii="Arial" w:hAnsi="Arial" w:cs="Arial"/>
@@ -623,7 +624,6 @@
               </w:rPr>
               <w:t>DateTime</w:t>
             </w:r>
-            <w:proofErr w:type="spellEnd"/>
           </w:p>
         </w:tc>
         <w:tc>
